--- a/docs/Housing-AgentCore-Regulatory-Adherence.docx
+++ b/docs/Housing-AgentCore-Regulatory-Adherence.docx
@@ -2261,7 +2261,7 @@
                 <w:sz w:val="19"/>
                 <w:szCs w:val="19"/>
               </w:rPr>
-              <w:t xml:space="preserve">Reproducible, manifest-driven infrastructure-as-code and a 30-check governance test harness that runs in enforcement mode.</w:t>
+              <w:t xml:space="preserve">Reproducible AWS CDK infrastructure-as-code, a 117-test automated suite gating every change in CI, and captured clean-account validation runs (the full governed workflow live end-to-end; the Cedar authorization gateway deployed as code in enforcement mode) committed in the repo's evidence/ folder.</w:t>
             </w:r>
           </w:p>
         </w:tc>
@@ -2850,7 +2850,7 @@
                 <w:sz w:val="19"/>
                 <w:szCs w:val="19"/>
               </w:rPr>
-              <w:t xml:space="preserve">Reproducible IaC + the 30-check governance harness</w:t>
+              <w:t xml:space="preserve">Reproducible CDK IaC + the automated test suite + captured validation evidence</w:t>
             </w:r>
           </w:p>
         </w:tc>

--- a/docs/Housing-AgentCore-Regulatory-Adherence.docx
+++ b/docs/Housing-AgentCore-Regulatory-Adherence.docx
@@ -2261,7 +2261,7 @@
                 <w:sz w:val="19"/>
                 <w:szCs w:val="19"/>
               </w:rPr>
-              <w:t xml:space="preserve">Reproducible AWS CDK infrastructure-as-code, a 117-test automated suite gating every change in CI, and captured clean-account validation runs (the full governed workflow live end-to-end; the Cedar authorization gateway deployed as code in enforcement mode) committed in the repo's evidence/ folder.</w:t>
+              <w:t xml:space="preserve">Reproducible AWS CDK infrastructure-as-code, a 145-test automated suite gating every change in CI, and captured clean-account validation runs (the full governed workflow live end-to-end; the Cedar authorization gateway deployed as code in enforcement mode; and the complete hardening posture — private networking with a HUD-only egress allowlist, customer-managed KMS, MFA-required identity, concurrency/replay proofs, and a PII telemetry canary) committed in the repo's evidence/ folder.</w:t>
             </w:r>
           </w:p>
         </w:tc>

--- a/docs/Housing-AgentCore-Regulatory-Adherence.docx
+++ b/docs/Housing-AgentCore-Regulatory-Adherence.docx
@@ -2261,7 +2261,7 @@
                 <w:sz w:val="19"/>
                 <w:szCs w:val="19"/>
               </w:rPr>
-              <w:t xml:space="preserve">Reproducible AWS CDK infrastructure-as-code, a 145-test automated suite gating every change in CI, and captured clean-account validation runs (the full governed workflow live end-to-end; the Cedar authorization gateway deployed as code in enforcement mode; and the complete hardening posture — private networking with a HUD-only egress allowlist, customer-managed KMS, MFA-required identity, concurrency/replay proofs, and a PII telemetry canary) committed in the repo's evidence/ folder.</w:t>
+              <w:t xml:space="preserve">Reproducible AWS CDK infrastructure-as-code, a 181-test automated suite gating every change in CI, and captured clean-account validation runs (the full governed workflow live end-to-end; the Cedar authorization gateway deployed as code in enforcement mode; and the complete hardening posture — private networking with a HUD-only egress allowlist, customer-managed KMS, MFA-required identity, concurrency/replay proofs, and a PII telemetry canary) committed in the repo's evidence/ folder.</w:t>
             </w:r>
           </w:p>
         </w:tc>

--- a/docs/Housing-AgentCore-Regulatory-Adherence.docx
+++ b/docs/Housing-AgentCore-Regulatory-Adherence.docx
@@ -2261,7 +2261,7 @@
                 <w:sz w:val="19"/>
                 <w:szCs w:val="19"/>
               </w:rPr>
-              <w:t xml:space="preserve">Reproducible AWS CDK infrastructure-as-code, a 181-test automated suite gating every change in CI, and captured clean-account validation runs (the full governed workflow live end-to-end; the Cedar authorization gateway deployed as code in enforcement mode; and the complete hardening posture — private networking with a HUD-only egress allowlist, customer-managed KMS, MFA-required identity, concurrency/replay proofs, and a PII telemetry canary) committed in the repo's evidence/ folder.</w:t>
+              <w:t xml:space="preserve">Reproducible AWS CDK infrastructure-as-code, a 238-test automated suite gating every change in CI, and captured clean-account validation runs (the full governed workflow live end-to-end; the Cedar authorization gateway deployed as code in enforcement mode; and the complete hardening posture — private networking with a HUD-only egress allowlist, customer-managed KMS, MFA-required identity, concurrency/replay proofs, and a PII telemetry canary) committed in the repo's evidence/ folder.</w:t>
             </w:r>
           </w:p>
         </w:tc>
